--- a/慧享养老服务平台-项目总结.docx
+++ b/慧享养老服务平台-项目总结.docx
@@ -75,6 +75,11 @@
     <w:p>
       <w:r>
         <w:t>微信小程序：供入住老人及家属使用，功能包括微信登录、预约参观、查看老人健康数据、在线缴费等。</w:t>
+      </w:r>
+    </w:p>
+    <w:p>
+      <w:r>
+        <w:t>注：微信小程序代码在微信开发者工具中独立管理和维护，本仓库仅包含后端服务接口和管理后台前端代码。</w:t>
       </w:r>
     </w:p>
     <w:p>

--- a/慧享养老服务平台-项目总结.docx
+++ b/慧享养老服务平台-项目总结.docx
@@ -64,22 +64,12 @@
     </w:p>
     <w:p>
       <w:r>
-        <w:t>慧享养老服务平台是专门为养老机构定制开发的一套专业养老服务管理平台，系统分为两部分：后台管理系统和微信小程序。</w:t>
+        <w:t>慧享养老服务平台是专门为养老机构定制开发的一套专业养老服务管理平台，本仓库包含完整的后台管理系统。</w:t>
       </w:r>
     </w:p>
     <w:p>
       <w:r>
         <w:t>后台管理系统：供养老院员工使用，主要包含老人入住管理、退住管理、护理管理、床位管理、智能监测等核心模块，帮助养老院员工高效完成日常工作。</w:t>
-      </w:r>
-    </w:p>
-    <w:p>
-      <w:r>
-        <w:t>微信小程序：供入住老人及家属使用，功能包括微信登录、预约参观、查看老人健康数据、在线缴费等。</w:t>
-      </w:r>
-    </w:p>
-    <w:p>
-      <w:r>
-        <w:t>注：微信小程序代码在微信开发者工具中独立管理和维护，本仓库仅包含后端服务接口和管理后台前端代码。</w:t>
       </w:r>
     </w:p>
     <w:p>
@@ -444,37 +434,6 @@
     <w:p>
       <w:r>
         <w:t>告警数据：在告警数据页面查看所有上报的告警数据，并能对告警数据进行处理。</w:t>
-      </w:r>
-    </w:p>
-    <w:p>
-      <w:pPr>
-        <w:pStyle w:val="Heading2"/>
-      </w:pPr>
-      <w:r>
-        <w:rPr>
-          <w:color w:val="003366"/>
-        </w:rPr>
-        <w:t>2.6 微信小程序模块</w:t>
-      </w:r>
-    </w:p>
-    <w:p>
-      <w:r>
-        <w:t>微信小程序包含三个功能：小程序登录、绑定家属、参观预约：</w:t>
-      </w:r>
-    </w:p>
-    <w:p>
-      <w:r>
-        <w:t>小程序登录：微信小程序获取用户授权后，调用微信开放平台提供的登录接口进行登录。</w:t>
-      </w:r>
-    </w:p>
-    <w:p>
-      <w:r>
-        <w:t>绑定家属：在微信小程序端绑定养老院已入住的家属信息，方便发起探访预约和查看老人的身体健康数据等。</w:t>
-      </w:r>
-    </w:p>
-    <w:p>
-      <w:r>
-        <w:t>参观预约：家属在微信小程序端发起参观预约申请，按预约的时间到养老院进行参观。</w:t>
       </w:r>
     </w:p>
     <w:p>
